--- a/Lab1/Отчет.docx
+++ b/Lab1/Отчет.docx
@@ -157,7 +157,13 @@
         <w:rPr>
           <w:rFonts w:ascii="Times New Roman" w:hAnsi="Times New Roman" w:cs="Times New Roman"/>
         </w:rPr>
-        <w:t>Вариант 465808</w:t>
+        <w:t xml:space="preserve">Вариант </w:t>
+      </w:r>
+      <w:r>
+        <w:rPr>
+          <w:rFonts w:ascii="Times New Roman" w:hAnsi="Times New Roman" w:cs="Times New Roman"/>
+        </w:rPr>
+        <w:t>27846</w:t>
       </w:r>
     </w:p>
     <w:p>
@@ -252,13 +258,7 @@
         <w:rPr>
           <w:rFonts w:ascii="Times New Roman" w:hAnsi="Times New Roman" w:cs="Times New Roman"/>
         </w:rPr>
-        <w:t>Костылев Тимофей Андреевич</w:t>
-      </w:r>
-      <w:r>
-        <w:rPr>
-          <w:rFonts w:ascii="Times New Roman" w:hAnsi="Times New Roman" w:cs="Times New Roman"/>
-        </w:rPr>
-        <w:t xml:space="preserve"> </w:t>
+        <w:t xml:space="preserve">Костылев Тимофей Андреевич </w:t>
       </w:r>
     </w:p>
     <w:p>
@@ -267,7 +267,6 @@
         <w:jc w:val="right"/>
         <w:rPr>
           <w:rFonts w:ascii="Times New Roman" w:hAnsi="Times New Roman" w:cs="Times New Roman"/>
-          <w:lang w:val="en-US"/>
         </w:rPr>
       </w:pPr>
       <w:r>
@@ -292,7 +291,6 @@
       <w:r>
         <w:rPr>
           <w:rFonts w:ascii="Times New Roman" w:hAnsi="Times New Roman" w:cs="Times New Roman"/>
-          <w:lang w:val="en-US"/>
         </w:rPr>
         <w:t>140</w:t>
       </w:r>
@@ -324,7 +322,19 @@
         <w:rPr>
           <w:rFonts w:ascii="Times New Roman" w:hAnsi="Times New Roman" w:cs="Times New Roman"/>
         </w:rPr>
-        <w:t>Заболотняя Ольга Михайловна</w:t>
+        <w:t>Заболотн</w:t>
+      </w:r>
+      <w:r>
+        <w:rPr>
+          <w:rFonts w:ascii="Times New Roman" w:hAnsi="Times New Roman" w:cs="Times New Roman"/>
+        </w:rPr>
+        <w:t>а</w:t>
+      </w:r>
+      <w:r>
+        <w:rPr>
+          <w:rFonts w:ascii="Times New Roman" w:hAnsi="Times New Roman" w:cs="Times New Roman"/>
+        </w:rPr>
+        <w:t>я Ольга Михайловна</w:t>
       </w:r>
     </w:p>
     <w:p>
@@ -387,7 +397,6 @@
               <w:i w:val="0"/>
               <w:iCs w:val="0"/>
               <w:kern w:val="2"/>
-              <w:lang/>
               <w14:ligatures w14:val="standardContextual"/>
             </w:rPr>
           </w:pPr>
@@ -466,7 +475,6 @@
               <w:i w:val="0"/>
               <w:iCs w:val="0"/>
               <w:kern w:val="2"/>
-              <w:lang/>
               <w14:ligatures w14:val="standardContextual"/>
             </w:rPr>
           </w:pPr>
@@ -530,7 +538,6 @@
               <w:i w:val="0"/>
               <w:iCs w:val="0"/>
               <w:kern w:val="2"/>
-              <w:lang/>
               <w14:ligatures w14:val="standardContextual"/>
             </w:rPr>
           </w:pPr>
@@ -595,7 +602,6 @@
               <w:i w:val="0"/>
               <w:iCs w:val="0"/>
               <w:kern w:val="2"/>
-              <w:lang/>
               <w14:ligatures w14:val="standardContextual"/>
             </w:rPr>
           </w:pPr>
@@ -660,7 +666,6 @@
               <w:i w:val="0"/>
               <w:iCs w:val="0"/>
               <w:kern w:val="2"/>
-              <w:lang/>
               <w14:ligatures w14:val="standardContextual"/>
             </w:rPr>
           </w:pPr>
@@ -718,7 +723,25 @@
           <w:color w:val="212529"/>
           <w:lang w:eastAsia="ru-RU"/>
         </w:rPr>
-        <w:t>Создать одномерный массив w типа int. Заполнить его нечётными числами от 5 до 25 включительно в порядке возрастания</w:t>
+        <w:t xml:space="preserve">Создать одномерный массив w типа </w:t>
+      </w:r>
+      <w:proofErr w:type="spellStart"/>
+      <w:r>
+        <w:rPr>
+          <w:rFonts w:ascii="Times New Roman" w:eastAsia="Times New Roman" w:hAnsi="Times New Roman" w:cs="Times New Roman"/>
+          <w:color w:val="212529"/>
+          <w:lang w:eastAsia="ru-RU"/>
+        </w:rPr>
+        <w:t>int</w:t>
+      </w:r>
+      <w:proofErr w:type="spellEnd"/>
+      <w:r>
+        <w:rPr>
+          <w:rFonts w:ascii="Times New Roman" w:eastAsia="Times New Roman" w:hAnsi="Times New Roman" w:cs="Times New Roman"/>
+          <w:color w:val="212529"/>
+          <w:lang w:eastAsia="ru-RU"/>
+        </w:rPr>
+        <w:t>. Заполнить его нечётными числами от 5 до 25 включительно в порядке возрастания</w:t>
       </w:r>
       <w:r>
         <w:rPr>
@@ -749,7 +772,25 @@
           <w:color w:val="212529"/>
           <w:lang w:eastAsia="ru-RU"/>
         </w:rPr>
-        <w:t>Создать одномерный массив x типа double. Заполнить его 14-ю случайными числами в диапазоне от -6.0 до 4.0.</w:t>
+        <w:t xml:space="preserve">Создать одномерный массив x типа </w:t>
+      </w:r>
+      <w:proofErr w:type="spellStart"/>
+      <w:r>
+        <w:rPr>
+          <w:rFonts w:ascii="Times New Roman" w:eastAsia="Times New Roman" w:hAnsi="Times New Roman" w:cs="Times New Roman"/>
+          <w:color w:val="212529"/>
+          <w:lang w:eastAsia="ru-RU"/>
+        </w:rPr>
+        <w:t>double</w:t>
+      </w:r>
+      <w:proofErr w:type="spellEnd"/>
+      <w:r>
+        <w:rPr>
+          <w:rFonts w:ascii="Times New Roman" w:eastAsia="Times New Roman" w:hAnsi="Times New Roman" w:cs="Times New Roman"/>
+          <w:color w:val="212529"/>
+          <w:lang w:eastAsia="ru-RU"/>
+        </w:rPr>
+        <w:t>. Заполнить его 14-ю случайными числами в диапазоне от -6.0 до 4.0.</w:t>
       </w:r>
     </w:p>
     <w:p>
@@ -769,6 +810,7 @@
       <w:r>
         <w:rPr>
           <w:rFonts w:ascii="Times New Roman" w:eastAsia="Times New Roman" w:hAnsi="Times New Roman" w:cs="Times New Roman"/>
+          <w:noProof/>
           <w:color w:val="212529"/>
           <w:lang w:eastAsia="ru-RU"/>
         </w:rPr>
@@ -834,15 +876,7 @@
           <w:color w:val="212529"/>
           <w:lang w:eastAsia="ru-RU"/>
         </w:rPr>
-        <w:t>Создать двумерный массив w размером 11x14. Вычислить его элементы по следующей формуле (где x = x[j])</w:t>
-      </w:r>
-      <w:r>
-        <w:rPr>
-          <w:rFonts w:ascii="Times New Roman" w:eastAsia="Times New Roman" w:hAnsi="Times New Roman" w:cs="Times New Roman"/>
-          <w:color w:val="212529"/>
-          <w:lang w:eastAsia="ru-RU"/>
-        </w:rPr>
-        <w:t>:</w:t>
+        <w:t>Создать двумерный массив w размером 11x14. Вычислить его элементы по следующей формуле (где x = x[j]):</w:t>
       </w:r>
     </w:p>
     <w:p>
@@ -955,7 +989,7 @@
           <w:color w:val="A9B1D6"/>
           <w:sz w:val="21"/>
           <w:szCs w:val="21"/>
-          <w:lang w:val="en-US" w:eastAsia="ru-RU"/>
+          <w:lang w:eastAsia="ru-RU"/>
         </w:rPr>
       </w:pPr>
       <w:r>
@@ -974,7 +1008,7 @@
           <w:color w:val="A9B1D6"/>
           <w:sz w:val="21"/>
           <w:szCs w:val="21"/>
-          <w:lang w:val="en-US" w:eastAsia="ru-RU"/>
+          <w:lang w:eastAsia="ru-RU"/>
         </w:rPr>
         <w:t xml:space="preserve"> </w:t>
       </w:r>
@@ -998,7 +1032,7 @@
           <w:color w:val="89DDFF"/>
           <w:sz w:val="21"/>
           <w:szCs w:val="21"/>
-          <w:lang w:val="en-US" w:eastAsia="ru-RU"/>
+          <w:lang w:eastAsia="ru-RU"/>
         </w:rPr>
         <w:t>.</w:t>
       </w:r>
@@ -1022,7 +1056,7 @@
           <w:color w:val="89DDFF"/>
           <w:sz w:val="21"/>
           <w:szCs w:val="21"/>
-          <w:lang w:val="en-US" w:eastAsia="ru-RU"/>
+          <w:lang w:eastAsia="ru-RU"/>
         </w:rPr>
         <w:t>.</w:t>
       </w:r>
@@ -1044,7 +1078,7 @@
           <w:color w:val="89DDFF"/>
           <w:sz w:val="21"/>
           <w:szCs w:val="21"/>
-          <w:lang w:val="en-US" w:eastAsia="ru-RU"/>
+          <w:lang w:eastAsia="ru-RU"/>
         </w:rPr>
         <w:t>;</w:t>
       </w:r>
@@ -1082,6 +1116,7 @@
         </w:rPr>
         <w:t xml:space="preserve"> </w:t>
       </w:r>
+      <w:proofErr w:type="spellStart"/>
       <w:r>
         <w:rPr>
           <w:rFonts w:ascii="Consolas" w:eastAsia="Times New Roman" w:hAnsi="Consolas" w:cs="Times New Roman"/>
@@ -1142,6 +1177,7 @@
         </w:rPr>
         <w:t>List</w:t>
       </w:r>
+      <w:proofErr w:type="spellEnd"/>
       <w:r>
         <w:rPr>
           <w:rFonts w:ascii="Consolas" w:eastAsia="Times New Roman" w:hAnsi="Consolas" w:cs="Times New Roman"/>
@@ -1392,6 +1428,7 @@
         </w:rPr>
         <w:t xml:space="preserve"> </w:t>
       </w:r>
+      <w:proofErr w:type="spellStart"/>
       <w:r>
         <w:rPr>
           <w:rFonts w:ascii="Consolas" w:eastAsia="Times New Roman" w:hAnsi="Consolas" w:cs="Times New Roman"/>
@@ -1402,6 +1439,7 @@
         </w:rPr>
         <w:t>args</w:t>
       </w:r>
+      <w:proofErr w:type="spellEnd"/>
       <w:r>
         <w:rPr>
           <w:rFonts w:ascii="Consolas" w:eastAsia="Times New Roman" w:hAnsi="Consolas" w:cs="Times New Roman"/>
@@ -1696,6 +1734,7 @@
         </w:rPr>
         <w:t xml:space="preserve"> </w:t>
       </w:r>
+      <w:proofErr w:type="spellStart"/>
       <w:r>
         <w:rPr>
           <w:rFonts w:ascii="Consolas" w:eastAsia="Times New Roman" w:hAnsi="Consolas" w:cs="Times New Roman"/>
@@ -1706,6 +1745,7 @@
         </w:rPr>
         <w:t>i</w:t>
       </w:r>
+      <w:proofErr w:type="spellEnd"/>
       <w:r>
         <w:rPr>
           <w:rFonts w:ascii="Consolas" w:eastAsia="Times New Roman" w:hAnsi="Consolas" w:cs="Times New Roman"/>
@@ -1764,7 +1804,29 @@
           <w:szCs w:val="21"/>
           <w:lang w:val="en-US" w:eastAsia="ru-RU"/>
         </w:rPr>
-        <w:t xml:space="preserve"> i </w:t>
+        <w:t xml:space="preserve"> </w:t>
+      </w:r>
+      <w:proofErr w:type="spellStart"/>
+      <w:r>
+        <w:rPr>
+          <w:rFonts w:ascii="Consolas" w:eastAsia="Times New Roman" w:hAnsi="Consolas" w:cs="Times New Roman"/>
+          <w:color w:val="A9B1D6"/>
+          <w:sz w:val="21"/>
+          <w:szCs w:val="21"/>
+          <w:lang w:val="en-US" w:eastAsia="ru-RU"/>
+        </w:rPr>
+        <w:t>i</w:t>
+      </w:r>
+      <w:proofErr w:type="spellEnd"/>
+      <w:r>
+        <w:rPr>
+          <w:rFonts w:ascii="Consolas" w:eastAsia="Times New Roman" w:hAnsi="Consolas" w:cs="Times New Roman"/>
+          <w:color w:val="A9B1D6"/>
+          <w:sz w:val="21"/>
+          <w:szCs w:val="21"/>
+          <w:lang w:val="en-US" w:eastAsia="ru-RU"/>
+        </w:rPr>
+        <w:t xml:space="preserve"> </w:t>
       </w:r>
       <w:r>
         <w:rPr>
@@ -1814,7 +1876,29 @@
           <w:szCs w:val="21"/>
           <w:lang w:val="en-US" w:eastAsia="ru-RU"/>
         </w:rPr>
-        <w:t xml:space="preserve"> i </w:t>
+        <w:t xml:space="preserve"> </w:t>
+      </w:r>
+      <w:proofErr w:type="spellStart"/>
+      <w:r>
+        <w:rPr>
+          <w:rFonts w:ascii="Consolas" w:eastAsia="Times New Roman" w:hAnsi="Consolas" w:cs="Times New Roman"/>
+          <w:color w:val="A9B1D6"/>
+          <w:sz w:val="21"/>
+          <w:szCs w:val="21"/>
+          <w:lang w:val="en-US" w:eastAsia="ru-RU"/>
+        </w:rPr>
+        <w:t>i</w:t>
+      </w:r>
+      <w:proofErr w:type="spellEnd"/>
+      <w:r>
+        <w:rPr>
+          <w:rFonts w:ascii="Consolas" w:eastAsia="Times New Roman" w:hAnsi="Consolas" w:cs="Times New Roman"/>
+          <w:color w:val="A9B1D6"/>
+          <w:sz w:val="21"/>
+          <w:szCs w:val="21"/>
+          <w:lang w:val="en-US" w:eastAsia="ru-RU"/>
+        </w:rPr>
+        <w:t xml:space="preserve"> </w:t>
       </w:r>
       <w:r>
         <w:rPr>
@@ -1910,15 +1994,27 @@
         </w:rPr>
         <w:t>[(</w:t>
       </w:r>
-      <w:r>
-        <w:rPr>
-          <w:rFonts w:ascii="Consolas" w:eastAsia="Times New Roman" w:hAnsi="Consolas" w:cs="Times New Roman"/>
-          <w:color w:val="A9B1D6"/>
-          <w:sz w:val="21"/>
-          <w:szCs w:val="21"/>
-          <w:lang w:val="en-US" w:eastAsia="ru-RU"/>
-        </w:rPr>
-        <w:t xml:space="preserve">i </w:t>
+      <w:proofErr w:type="spellStart"/>
+      <w:r>
+        <w:rPr>
+          <w:rFonts w:ascii="Consolas" w:eastAsia="Times New Roman" w:hAnsi="Consolas" w:cs="Times New Roman"/>
+          <w:color w:val="A9B1D6"/>
+          <w:sz w:val="21"/>
+          <w:szCs w:val="21"/>
+          <w:lang w:val="en-US" w:eastAsia="ru-RU"/>
+        </w:rPr>
+        <w:t>i</w:t>
+      </w:r>
+      <w:proofErr w:type="spellEnd"/>
+      <w:r>
+        <w:rPr>
+          <w:rFonts w:ascii="Consolas" w:eastAsia="Times New Roman" w:hAnsi="Consolas" w:cs="Times New Roman"/>
+          <w:color w:val="A9B1D6"/>
+          <w:sz w:val="21"/>
+          <w:szCs w:val="21"/>
+          <w:lang w:val="en-US" w:eastAsia="ru-RU"/>
+        </w:rPr>
+        <w:t xml:space="preserve"> </w:t>
       </w:r>
       <w:r>
         <w:rPr>
@@ -2038,8 +2134,20 @@
           <w:szCs w:val="21"/>
           <w:lang w:val="en-US" w:eastAsia="ru-RU"/>
         </w:rPr>
-        <w:t xml:space="preserve"> i</w:t>
-      </w:r>
+        <w:t xml:space="preserve"> </w:t>
+      </w:r>
+      <w:proofErr w:type="spellStart"/>
+      <w:r>
+        <w:rPr>
+          <w:rFonts w:ascii="Consolas" w:eastAsia="Times New Roman" w:hAnsi="Consolas" w:cs="Times New Roman"/>
+          <w:color w:val="A9B1D6"/>
+          <w:sz w:val="21"/>
+          <w:szCs w:val="21"/>
+          <w:lang w:val="en-US" w:eastAsia="ru-RU"/>
+        </w:rPr>
+        <w:t>i</w:t>
+      </w:r>
+      <w:proofErr w:type="spellEnd"/>
       <w:r>
         <w:rPr>
           <w:rFonts w:ascii="Consolas" w:eastAsia="Times New Roman" w:hAnsi="Consolas" w:cs="Times New Roman"/>
@@ -2362,6 +2470,7 @@
         </w:rPr>
         <w:t xml:space="preserve"> </w:t>
       </w:r>
+      <w:proofErr w:type="spellStart"/>
       <w:r>
         <w:rPr>
           <w:rFonts w:ascii="Consolas" w:eastAsia="Times New Roman" w:hAnsi="Consolas" w:cs="Times New Roman"/>
@@ -2372,6 +2481,7 @@
         </w:rPr>
         <w:t>i</w:t>
       </w:r>
+      <w:proofErr w:type="spellEnd"/>
       <w:r>
         <w:rPr>
           <w:rFonts w:ascii="Consolas" w:eastAsia="Times New Roman" w:hAnsi="Consolas" w:cs="Times New Roman"/>
@@ -2430,7 +2540,29 @@
           <w:szCs w:val="21"/>
           <w:lang w:val="en-US" w:eastAsia="ru-RU"/>
         </w:rPr>
-        <w:t xml:space="preserve"> i </w:t>
+        <w:t xml:space="preserve"> </w:t>
+      </w:r>
+      <w:proofErr w:type="spellStart"/>
+      <w:r>
+        <w:rPr>
+          <w:rFonts w:ascii="Consolas" w:eastAsia="Times New Roman" w:hAnsi="Consolas" w:cs="Times New Roman"/>
+          <w:color w:val="A9B1D6"/>
+          <w:sz w:val="21"/>
+          <w:szCs w:val="21"/>
+          <w:lang w:val="en-US" w:eastAsia="ru-RU"/>
+        </w:rPr>
+        <w:t>i</w:t>
+      </w:r>
+      <w:proofErr w:type="spellEnd"/>
+      <w:r>
+        <w:rPr>
+          <w:rFonts w:ascii="Consolas" w:eastAsia="Times New Roman" w:hAnsi="Consolas" w:cs="Times New Roman"/>
+          <w:color w:val="A9B1D6"/>
+          <w:sz w:val="21"/>
+          <w:szCs w:val="21"/>
+          <w:lang w:val="en-US" w:eastAsia="ru-RU"/>
+        </w:rPr>
+        <w:t xml:space="preserve"> </w:t>
       </w:r>
       <w:r>
         <w:rPr>
@@ -2480,8 +2612,20 @@
           <w:szCs w:val="21"/>
           <w:lang w:val="en-US" w:eastAsia="ru-RU"/>
         </w:rPr>
-        <w:t xml:space="preserve"> i</w:t>
-      </w:r>
+        <w:t xml:space="preserve"> </w:t>
+      </w:r>
+      <w:proofErr w:type="spellStart"/>
+      <w:r>
+        <w:rPr>
+          <w:rFonts w:ascii="Consolas" w:eastAsia="Times New Roman" w:hAnsi="Consolas" w:cs="Times New Roman"/>
+          <w:color w:val="A9B1D6"/>
+          <w:sz w:val="21"/>
+          <w:szCs w:val="21"/>
+          <w:lang w:val="en-US" w:eastAsia="ru-RU"/>
+        </w:rPr>
+        <w:t>i</w:t>
+      </w:r>
+      <w:proofErr w:type="spellEnd"/>
       <w:r>
         <w:rPr>
           <w:rFonts w:ascii="Consolas" w:eastAsia="Times New Roman" w:hAnsi="Consolas" w:cs="Times New Roman"/>
@@ -2546,6 +2690,7 @@
         </w:rPr>
         <w:t>[</w:t>
       </w:r>
+      <w:proofErr w:type="spellStart"/>
       <w:r>
         <w:rPr>
           <w:rFonts w:ascii="Consolas" w:eastAsia="Times New Roman" w:hAnsi="Consolas" w:cs="Times New Roman"/>
@@ -2556,6 +2701,7 @@
         </w:rPr>
         <w:t>i</w:t>
       </w:r>
+      <w:proofErr w:type="spellEnd"/>
       <w:r>
         <w:rPr>
           <w:rFonts w:ascii="Consolas" w:eastAsia="Times New Roman" w:hAnsi="Consolas" w:cs="Times New Roman"/>
@@ -2596,6 +2742,7 @@
         </w:rPr>
         <w:t xml:space="preserve"> </w:t>
       </w:r>
+      <w:proofErr w:type="spellStart"/>
       <w:r>
         <w:rPr>
           <w:rFonts w:ascii="Consolas" w:eastAsia="Times New Roman" w:hAnsi="Consolas" w:cs="Times New Roman"/>
@@ -2626,6 +2773,7 @@
         </w:rPr>
         <w:t>random</w:t>
       </w:r>
+      <w:proofErr w:type="spellEnd"/>
       <w:r>
         <w:rPr>
           <w:rFonts w:ascii="Consolas" w:eastAsia="Times New Roman" w:hAnsi="Consolas" w:cs="Times New Roman"/>
@@ -2828,6 +2976,7 @@
         </w:rPr>
         <w:t xml:space="preserve"> </w:t>
       </w:r>
+      <w:proofErr w:type="spellStart"/>
       <w:r>
         <w:rPr>
           <w:rFonts w:ascii="Consolas" w:eastAsia="Times New Roman" w:hAnsi="Consolas" w:cs="Times New Roman"/>
@@ -2838,6 +2987,7 @@
         </w:rPr>
         <w:t>nums</w:t>
       </w:r>
+      <w:proofErr w:type="spellEnd"/>
       <w:r>
         <w:rPr>
           <w:rFonts w:ascii="Consolas" w:eastAsia="Times New Roman" w:hAnsi="Consolas" w:cs="Times New Roman"/>
@@ -3162,6 +3312,7 @@
         </w:rPr>
         <w:t xml:space="preserve"> </w:t>
       </w:r>
+      <w:proofErr w:type="spellStart"/>
       <w:r>
         <w:rPr>
           <w:rFonts w:ascii="Consolas" w:eastAsia="Times New Roman" w:hAnsi="Consolas" w:cs="Times New Roman"/>
@@ -3192,6 +3343,7 @@
         </w:rPr>
         <w:t>asList</w:t>
       </w:r>
+      <w:proofErr w:type="spellEnd"/>
       <w:r>
         <w:rPr>
           <w:rFonts w:ascii="Consolas" w:eastAsia="Times New Roman" w:hAnsi="Consolas" w:cs="Times New Roman"/>
@@ -3202,6 +3354,7 @@
         </w:rPr>
         <w:t>(</w:t>
       </w:r>
+      <w:proofErr w:type="spellStart"/>
       <w:r>
         <w:rPr>
           <w:rFonts w:ascii="Consolas" w:eastAsia="Times New Roman" w:hAnsi="Consolas" w:cs="Times New Roman"/>
@@ -3212,6 +3365,7 @@
         </w:rPr>
         <w:t>nums</w:t>
       </w:r>
+      <w:proofErr w:type="spellEnd"/>
       <w:r>
         <w:rPr>
           <w:rFonts w:ascii="Consolas" w:eastAsia="Times New Roman" w:hAnsi="Consolas" w:cs="Times New Roman"/>
@@ -3530,6 +3684,7 @@
         </w:rPr>
         <w:t xml:space="preserve"> </w:t>
       </w:r>
+      <w:proofErr w:type="spellStart"/>
       <w:r>
         <w:rPr>
           <w:rFonts w:ascii="Consolas" w:eastAsia="Times New Roman" w:hAnsi="Consolas" w:cs="Times New Roman"/>
@@ -3540,6 +3695,7 @@
         </w:rPr>
         <w:t>i</w:t>
       </w:r>
+      <w:proofErr w:type="spellEnd"/>
       <w:r>
         <w:rPr>
           <w:rFonts w:ascii="Consolas" w:eastAsia="Times New Roman" w:hAnsi="Consolas" w:cs="Times New Roman"/>
@@ -3598,7 +3754,29 @@
           <w:szCs w:val="21"/>
           <w:lang w:val="en-US" w:eastAsia="ru-RU"/>
         </w:rPr>
-        <w:t xml:space="preserve"> i </w:t>
+        <w:t xml:space="preserve"> </w:t>
+      </w:r>
+      <w:proofErr w:type="spellStart"/>
+      <w:r>
+        <w:rPr>
+          <w:rFonts w:ascii="Consolas" w:eastAsia="Times New Roman" w:hAnsi="Consolas" w:cs="Times New Roman"/>
+          <w:color w:val="A9B1D6"/>
+          <w:sz w:val="21"/>
+          <w:szCs w:val="21"/>
+          <w:lang w:val="en-US" w:eastAsia="ru-RU"/>
+        </w:rPr>
+        <w:t>i</w:t>
+      </w:r>
+      <w:proofErr w:type="spellEnd"/>
+      <w:r>
+        <w:rPr>
+          <w:rFonts w:ascii="Consolas" w:eastAsia="Times New Roman" w:hAnsi="Consolas" w:cs="Times New Roman"/>
+          <w:color w:val="A9B1D6"/>
+          <w:sz w:val="21"/>
+          <w:szCs w:val="21"/>
+          <w:lang w:val="en-US" w:eastAsia="ru-RU"/>
+        </w:rPr>
+        <w:t xml:space="preserve"> </w:t>
       </w:r>
       <w:r>
         <w:rPr>
@@ -3648,8 +3826,20 @@
           <w:szCs w:val="21"/>
           <w:lang w:val="en-US" w:eastAsia="ru-RU"/>
         </w:rPr>
-        <w:t xml:space="preserve"> i</w:t>
-      </w:r>
+        <w:t xml:space="preserve"> </w:t>
+      </w:r>
+      <w:proofErr w:type="spellStart"/>
+      <w:r>
+        <w:rPr>
+          <w:rFonts w:ascii="Consolas" w:eastAsia="Times New Roman" w:hAnsi="Consolas" w:cs="Times New Roman"/>
+          <w:color w:val="A9B1D6"/>
+          <w:sz w:val="21"/>
+          <w:szCs w:val="21"/>
+          <w:lang w:val="en-US" w:eastAsia="ru-RU"/>
+        </w:rPr>
+        <w:t>i</w:t>
+      </w:r>
+      <w:proofErr w:type="spellEnd"/>
       <w:r>
         <w:rPr>
           <w:rFonts w:ascii="Consolas" w:eastAsia="Times New Roman" w:hAnsi="Consolas" w:cs="Times New Roman"/>
@@ -3754,6 +3944,7 @@
         </w:rPr>
         <w:t>[</w:t>
       </w:r>
+      <w:proofErr w:type="spellStart"/>
       <w:r>
         <w:rPr>
           <w:rFonts w:ascii="Consolas" w:eastAsia="Times New Roman" w:hAnsi="Consolas" w:cs="Times New Roman"/>
@@ -3764,6 +3955,7 @@
         </w:rPr>
         <w:t>i</w:t>
       </w:r>
+      <w:proofErr w:type="spellEnd"/>
       <w:r>
         <w:rPr>
           <w:rFonts w:ascii="Consolas" w:eastAsia="Times New Roman" w:hAnsi="Consolas" w:cs="Times New Roman"/>
@@ -3936,8 +4128,20 @@
           <w:szCs w:val="21"/>
           <w:lang w:val="en-US" w:eastAsia="ru-RU"/>
         </w:rPr>
-        <w:t xml:space="preserve"> i</w:t>
-      </w:r>
+        <w:t xml:space="preserve"> </w:t>
+      </w:r>
+      <w:proofErr w:type="spellStart"/>
+      <w:r>
+        <w:rPr>
+          <w:rFonts w:ascii="Consolas" w:eastAsia="Times New Roman" w:hAnsi="Consolas" w:cs="Times New Roman"/>
+          <w:color w:val="7AA2F7"/>
+          <w:sz w:val="21"/>
+          <w:szCs w:val="21"/>
+          <w:lang w:val="en-US" w:eastAsia="ru-RU"/>
+        </w:rPr>
+        <w:t>i</w:t>
+      </w:r>
+      <w:proofErr w:type="spellEnd"/>
       <w:r>
         <w:rPr>
           <w:rFonts w:ascii="Consolas" w:eastAsia="Times New Roman" w:hAnsi="Consolas" w:cs="Times New Roman"/>
@@ -4072,6 +4276,7 @@
         </w:rPr>
         <w:t>(</w:t>
       </w:r>
+      <w:proofErr w:type="spellStart"/>
       <w:r>
         <w:rPr>
           <w:rFonts w:ascii="Consolas" w:eastAsia="Times New Roman" w:hAnsi="Consolas" w:cs="Times New Roman"/>
@@ -4102,6 +4307,7 @@
         </w:rPr>
         <w:t>contains</w:t>
       </w:r>
+      <w:proofErr w:type="spellEnd"/>
       <w:r>
         <w:rPr>
           <w:rFonts w:ascii="Consolas" w:eastAsia="Times New Roman" w:hAnsi="Consolas" w:cs="Times New Roman"/>
@@ -4132,6 +4338,7 @@
         </w:rPr>
         <w:t>[</w:t>
       </w:r>
+      <w:proofErr w:type="spellStart"/>
       <w:r>
         <w:rPr>
           <w:rFonts w:ascii="Consolas" w:eastAsia="Times New Roman" w:hAnsi="Consolas" w:cs="Times New Roman"/>
@@ -4142,6 +4349,7 @@
         </w:rPr>
         <w:t>i</w:t>
       </w:r>
+      <w:proofErr w:type="spellEnd"/>
       <w:r>
         <w:rPr>
           <w:rFonts w:ascii="Consolas" w:eastAsia="Times New Roman" w:hAnsi="Consolas" w:cs="Times New Roman"/>
@@ -4285,8 +4493,20 @@
           <w:szCs w:val="21"/>
           <w:lang w:val="en-US" w:eastAsia="ru-RU"/>
         </w:rPr>
-        <w:t xml:space="preserve"> i</w:t>
-      </w:r>
+        <w:t xml:space="preserve"> </w:t>
+      </w:r>
+      <w:proofErr w:type="spellStart"/>
+      <w:r>
+        <w:rPr>
+          <w:rFonts w:ascii="Consolas" w:eastAsia="Times New Roman" w:hAnsi="Consolas" w:cs="Times New Roman"/>
+          <w:color w:val="7AA2F7"/>
+          <w:sz w:val="21"/>
+          <w:szCs w:val="21"/>
+          <w:lang w:val="en-US" w:eastAsia="ru-RU"/>
+        </w:rPr>
+        <w:t>i</w:t>
+      </w:r>
+      <w:proofErr w:type="spellEnd"/>
       <w:r>
         <w:rPr>
           <w:rFonts w:ascii="Consolas" w:eastAsia="Times New Roman" w:hAnsi="Consolas" w:cs="Times New Roman"/>
@@ -4493,8 +4713,20 @@
           <w:szCs w:val="21"/>
           <w:lang w:val="en-US" w:eastAsia="ru-RU"/>
         </w:rPr>
-        <w:t xml:space="preserve"> i</w:t>
-      </w:r>
+        <w:t xml:space="preserve"> </w:t>
+      </w:r>
+      <w:proofErr w:type="spellStart"/>
+      <w:r>
+        <w:rPr>
+          <w:rFonts w:ascii="Consolas" w:eastAsia="Times New Roman" w:hAnsi="Consolas" w:cs="Times New Roman"/>
+          <w:color w:val="7AA2F7"/>
+          <w:sz w:val="21"/>
+          <w:szCs w:val="21"/>
+          <w:lang w:val="en-US" w:eastAsia="ru-RU"/>
+        </w:rPr>
+        <w:t>i</w:t>
+      </w:r>
+      <w:proofErr w:type="spellEnd"/>
       <w:r>
         <w:rPr>
           <w:rFonts w:ascii="Consolas" w:eastAsia="Times New Roman" w:hAnsi="Consolas" w:cs="Times New Roman"/>
@@ -4937,6 +5169,7 @@
         </w:rPr>
         <w:t xml:space="preserve"> </w:t>
       </w:r>
+      <w:proofErr w:type="spellStart"/>
       <w:r>
         <w:rPr>
           <w:rFonts w:ascii="Consolas" w:eastAsia="Times New Roman" w:hAnsi="Consolas" w:cs="Times New Roman"/>
@@ -4947,6 +5180,7 @@
         </w:rPr>
         <w:t>arr</w:t>
       </w:r>
+      <w:proofErr w:type="spellEnd"/>
       <w:r>
         <w:rPr>
           <w:rFonts w:ascii="Consolas" w:eastAsia="Times New Roman" w:hAnsi="Consolas" w:cs="Times New Roman"/>
@@ -4987,6 +5221,7 @@
         </w:rPr>
         <w:t xml:space="preserve"> </w:t>
       </w:r>
+      <w:proofErr w:type="spellStart"/>
       <w:r>
         <w:rPr>
           <w:rFonts w:ascii="Consolas" w:eastAsia="Times New Roman" w:hAnsi="Consolas" w:cs="Times New Roman"/>
@@ -4997,6 +5232,7 @@
         </w:rPr>
         <w:t>i</w:t>
       </w:r>
+      <w:proofErr w:type="spellEnd"/>
       <w:r>
         <w:rPr>
           <w:rFonts w:ascii="Consolas" w:eastAsia="Times New Roman" w:hAnsi="Consolas" w:cs="Times New Roman"/>
@@ -5279,17 +5515,39 @@
           <w:szCs w:val="21"/>
           <w:lang w:val="en-US" w:eastAsia="ru-RU"/>
         </w:rPr>
-        <w:t xml:space="preserve"> j</w:t>
-      </w:r>
-      <w:r>
-        <w:rPr>
-          <w:rFonts w:ascii="Consolas" w:eastAsia="Times New Roman" w:hAnsi="Consolas" w:cs="Times New Roman"/>
-          <w:color w:val="89DDFF"/>
-          <w:sz w:val="21"/>
-          <w:szCs w:val="21"/>
-          <w:lang w:val="en-US" w:eastAsia="ru-RU"/>
-        </w:rPr>
-        <w:t>++)</w:t>
+        <w:t xml:space="preserve"> </w:t>
+      </w:r>
+      <w:proofErr w:type="spellStart"/>
+      <w:r>
+        <w:rPr>
+          <w:rFonts w:ascii="Consolas" w:eastAsia="Times New Roman" w:hAnsi="Consolas" w:cs="Times New Roman"/>
+          <w:color w:val="A9B1D6"/>
+          <w:sz w:val="21"/>
+          <w:szCs w:val="21"/>
+          <w:lang w:val="en-US" w:eastAsia="ru-RU"/>
+        </w:rPr>
+        <w:t>j</w:t>
+      </w:r>
+      <w:r>
+        <w:rPr>
+          <w:rFonts w:ascii="Consolas" w:eastAsia="Times New Roman" w:hAnsi="Consolas" w:cs="Times New Roman"/>
+          <w:color w:val="89DDFF"/>
+          <w:sz w:val="21"/>
+          <w:szCs w:val="21"/>
+          <w:lang w:val="en-US" w:eastAsia="ru-RU"/>
+        </w:rPr>
+        <w:t>++</w:t>
+      </w:r>
+      <w:proofErr w:type="spellEnd"/>
+      <w:r>
+        <w:rPr>
+          <w:rFonts w:ascii="Consolas" w:eastAsia="Times New Roman" w:hAnsi="Consolas" w:cs="Times New Roman"/>
+          <w:color w:val="89DDFF"/>
+          <w:sz w:val="21"/>
+          <w:szCs w:val="21"/>
+          <w:lang w:val="en-US" w:eastAsia="ru-RU"/>
+        </w:rPr>
+        <w:t>)</w:t>
       </w:r>
       <w:r>
         <w:rPr>
@@ -5333,8 +5591,20 @@
           <w:szCs w:val="21"/>
           <w:lang w:val="en-US" w:eastAsia="ru-RU"/>
         </w:rPr>
-        <w:t>            arr</w:t>
-      </w:r>
+        <w:t xml:space="preserve">            </w:t>
+      </w:r>
+      <w:proofErr w:type="spellStart"/>
+      <w:r>
+        <w:rPr>
+          <w:rFonts w:ascii="Consolas" w:eastAsia="Times New Roman" w:hAnsi="Consolas" w:cs="Times New Roman"/>
+          <w:color w:val="A9B1D6"/>
+          <w:sz w:val="21"/>
+          <w:szCs w:val="21"/>
+          <w:lang w:val="en-US" w:eastAsia="ru-RU"/>
+        </w:rPr>
+        <w:t>arr</w:t>
+      </w:r>
+      <w:proofErr w:type="spellEnd"/>
       <w:r>
         <w:rPr>
           <w:rFonts w:ascii="Consolas" w:eastAsia="Times New Roman" w:hAnsi="Consolas" w:cs="Times New Roman"/>
@@ -5345,6 +5615,7 @@
         </w:rPr>
         <w:t>[</w:t>
       </w:r>
+      <w:proofErr w:type="spellStart"/>
       <w:r>
         <w:rPr>
           <w:rFonts w:ascii="Consolas" w:eastAsia="Times New Roman" w:hAnsi="Consolas" w:cs="Times New Roman"/>
@@ -5355,6 +5626,7 @@
         </w:rPr>
         <w:t>i</w:t>
       </w:r>
+      <w:proofErr w:type="spellEnd"/>
       <w:r>
         <w:rPr>
           <w:rFonts w:ascii="Consolas" w:eastAsia="Times New Roman" w:hAnsi="Consolas" w:cs="Times New Roman"/>
@@ -5415,6 +5687,7 @@
         </w:rPr>
         <w:t xml:space="preserve"> </w:t>
       </w:r>
+      <w:proofErr w:type="spellStart"/>
       <w:r>
         <w:rPr>
           <w:rFonts w:ascii="Consolas" w:eastAsia="Times New Roman" w:hAnsi="Consolas" w:cs="Times New Roman"/>
@@ -5445,6 +5718,7 @@
         </w:rPr>
         <w:t>tan</w:t>
       </w:r>
+      <w:proofErr w:type="spellEnd"/>
       <w:r>
         <w:rPr>
           <w:rFonts w:ascii="Consolas" w:eastAsia="Times New Roman" w:hAnsi="Consolas" w:cs="Times New Roman"/>
@@ -5455,6 +5729,7 @@
         </w:rPr>
         <w:t>(</w:t>
       </w:r>
+      <w:proofErr w:type="spellStart"/>
       <w:r>
         <w:rPr>
           <w:rFonts w:ascii="Consolas" w:eastAsia="Times New Roman" w:hAnsi="Consolas" w:cs="Times New Roman"/>
@@ -5485,6 +5760,7 @@
         </w:rPr>
         <w:t>cos</w:t>
       </w:r>
+      <w:proofErr w:type="spellEnd"/>
       <w:r>
         <w:rPr>
           <w:rFonts w:ascii="Consolas" w:eastAsia="Times New Roman" w:hAnsi="Consolas" w:cs="Times New Roman"/>
@@ -5495,6 +5771,7 @@
         </w:rPr>
         <w:t>(</w:t>
       </w:r>
+      <w:proofErr w:type="spellStart"/>
       <w:r>
         <w:rPr>
           <w:rFonts w:ascii="Consolas" w:eastAsia="Times New Roman" w:hAnsi="Consolas" w:cs="Times New Roman"/>
@@ -5525,6 +5802,7 @@
         </w:rPr>
         <w:t>pow</w:t>
       </w:r>
+      <w:proofErr w:type="spellEnd"/>
       <w:r>
         <w:rPr>
           <w:rFonts w:ascii="Consolas" w:eastAsia="Times New Roman" w:hAnsi="Consolas" w:cs="Times New Roman"/>
@@ -5725,8 +6003,20 @@
           <w:szCs w:val="21"/>
           <w:lang w:val="en-US" w:eastAsia="ru-RU"/>
         </w:rPr>
-        <w:t xml:space="preserve"> arr</w:t>
-      </w:r>
+        <w:t xml:space="preserve"> </w:t>
+      </w:r>
+      <w:proofErr w:type="spellStart"/>
+      <w:r>
+        <w:rPr>
+          <w:rFonts w:ascii="Consolas" w:eastAsia="Times New Roman" w:hAnsi="Consolas" w:cs="Times New Roman"/>
+          <w:color w:val="A9B1D6"/>
+          <w:sz w:val="21"/>
+          <w:szCs w:val="21"/>
+          <w:lang w:val="en-US" w:eastAsia="ru-RU"/>
+        </w:rPr>
+        <w:t>arr</w:t>
+      </w:r>
+      <w:proofErr w:type="spellEnd"/>
       <w:r>
         <w:rPr>
           <w:rFonts w:ascii="Consolas" w:eastAsia="Times New Roman" w:hAnsi="Consolas" w:cs="Times New Roman"/>
@@ -5933,6 +6223,7 @@
         </w:rPr>
         <w:t xml:space="preserve"> </w:t>
       </w:r>
+      <w:proofErr w:type="spellStart"/>
       <w:r>
         <w:rPr>
           <w:rFonts w:ascii="Consolas" w:eastAsia="Times New Roman" w:hAnsi="Consolas" w:cs="Times New Roman"/>
@@ -5943,6 +6234,7 @@
         </w:rPr>
         <w:t>arr</w:t>
       </w:r>
+      <w:proofErr w:type="spellEnd"/>
       <w:r>
         <w:rPr>
           <w:rFonts w:ascii="Consolas" w:eastAsia="Times New Roman" w:hAnsi="Consolas" w:cs="Times New Roman"/>
@@ -5983,6 +6275,7 @@
         </w:rPr>
         <w:t xml:space="preserve"> </w:t>
       </w:r>
+      <w:proofErr w:type="spellStart"/>
       <w:r>
         <w:rPr>
           <w:rFonts w:ascii="Consolas" w:eastAsia="Times New Roman" w:hAnsi="Consolas" w:cs="Times New Roman"/>
@@ -5993,6 +6286,7 @@
         </w:rPr>
         <w:t>i</w:t>
       </w:r>
+      <w:proofErr w:type="spellEnd"/>
       <w:r>
         <w:rPr>
           <w:rFonts w:ascii="Consolas" w:eastAsia="Times New Roman" w:hAnsi="Consolas" w:cs="Times New Roman"/>
@@ -6275,17 +6569,39 @@
           <w:szCs w:val="21"/>
           <w:lang w:val="en-US" w:eastAsia="ru-RU"/>
         </w:rPr>
-        <w:t xml:space="preserve"> j</w:t>
-      </w:r>
-      <w:r>
-        <w:rPr>
-          <w:rFonts w:ascii="Consolas" w:eastAsia="Times New Roman" w:hAnsi="Consolas" w:cs="Times New Roman"/>
-          <w:color w:val="89DDFF"/>
-          <w:sz w:val="21"/>
-          <w:szCs w:val="21"/>
-          <w:lang w:val="en-US" w:eastAsia="ru-RU"/>
-        </w:rPr>
-        <w:t>++)</w:t>
+        <w:t xml:space="preserve"> </w:t>
+      </w:r>
+      <w:proofErr w:type="spellStart"/>
+      <w:r>
+        <w:rPr>
+          <w:rFonts w:ascii="Consolas" w:eastAsia="Times New Roman" w:hAnsi="Consolas" w:cs="Times New Roman"/>
+          <w:color w:val="A9B1D6"/>
+          <w:sz w:val="21"/>
+          <w:szCs w:val="21"/>
+          <w:lang w:val="en-US" w:eastAsia="ru-RU"/>
+        </w:rPr>
+        <w:t>j</w:t>
+      </w:r>
+      <w:r>
+        <w:rPr>
+          <w:rFonts w:ascii="Consolas" w:eastAsia="Times New Roman" w:hAnsi="Consolas" w:cs="Times New Roman"/>
+          <w:color w:val="89DDFF"/>
+          <w:sz w:val="21"/>
+          <w:szCs w:val="21"/>
+          <w:lang w:val="en-US" w:eastAsia="ru-RU"/>
+        </w:rPr>
+        <w:t>++</w:t>
+      </w:r>
+      <w:proofErr w:type="spellEnd"/>
+      <w:r>
+        <w:rPr>
+          <w:rFonts w:ascii="Consolas" w:eastAsia="Times New Roman" w:hAnsi="Consolas" w:cs="Times New Roman"/>
+          <w:color w:val="89DDFF"/>
+          <w:sz w:val="21"/>
+          <w:szCs w:val="21"/>
+          <w:lang w:val="en-US" w:eastAsia="ru-RU"/>
+        </w:rPr>
+        <w:t>)</w:t>
       </w:r>
       <w:r>
         <w:rPr>
@@ -6351,6 +6667,7 @@
         </w:rPr>
         <w:t xml:space="preserve"> </w:t>
       </w:r>
+      <w:proofErr w:type="spellStart"/>
       <w:r>
         <w:rPr>
           <w:rFonts w:ascii="Consolas" w:eastAsia="Times New Roman" w:hAnsi="Consolas" w:cs="Times New Roman"/>
@@ -6361,6 +6678,7 @@
         </w:rPr>
         <w:t>buf</w:t>
       </w:r>
+      <w:proofErr w:type="spellEnd"/>
       <w:r>
         <w:rPr>
           <w:rFonts w:ascii="Consolas" w:eastAsia="Times New Roman" w:hAnsi="Consolas" w:cs="Times New Roman"/>
@@ -6391,6 +6709,7 @@
         </w:rPr>
         <w:t xml:space="preserve"> </w:t>
       </w:r>
+      <w:proofErr w:type="spellStart"/>
       <w:r>
         <w:rPr>
           <w:rFonts w:ascii="Consolas" w:eastAsia="Times New Roman" w:hAnsi="Consolas" w:cs="Times New Roman"/>
@@ -6421,6 +6740,7 @@
         </w:rPr>
         <w:t>atan</w:t>
       </w:r>
+      <w:proofErr w:type="spellEnd"/>
       <w:r>
         <w:rPr>
           <w:rFonts w:ascii="Consolas" w:eastAsia="Times New Roman" w:hAnsi="Consolas" w:cs="Times New Roman"/>
@@ -6431,6 +6751,7 @@
         </w:rPr>
         <w:t>(</w:t>
       </w:r>
+      <w:proofErr w:type="spellStart"/>
       <w:r>
         <w:rPr>
           <w:rFonts w:ascii="Consolas" w:eastAsia="Times New Roman" w:hAnsi="Consolas" w:cs="Times New Roman"/>
@@ -6461,6 +6782,7 @@
         </w:rPr>
         <w:t>E</w:t>
       </w:r>
+      <w:proofErr w:type="spellEnd"/>
       <w:r>
         <w:rPr>
           <w:rFonts w:ascii="Consolas" w:eastAsia="Times New Roman" w:hAnsi="Consolas" w:cs="Times New Roman"/>
@@ -6723,8 +7045,20 @@
           <w:szCs w:val="21"/>
           <w:lang w:val="en-US" w:eastAsia="ru-RU"/>
         </w:rPr>
-        <w:t>            arr</w:t>
-      </w:r>
+        <w:t xml:space="preserve">            </w:t>
+      </w:r>
+      <w:proofErr w:type="spellStart"/>
+      <w:r>
+        <w:rPr>
+          <w:rFonts w:ascii="Consolas" w:eastAsia="Times New Roman" w:hAnsi="Consolas" w:cs="Times New Roman"/>
+          <w:color w:val="A9B1D6"/>
+          <w:sz w:val="21"/>
+          <w:szCs w:val="21"/>
+          <w:lang w:val="en-US" w:eastAsia="ru-RU"/>
+        </w:rPr>
+        <w:t>arr</w:t>
+      </w:r>
+      <w:proofErr w:type="spellEnd"/>
       <w:r>
         <w:rPr>
           <w:rFonts w:ascii="Consolas" w:eastAsia="Times New Roman" w:hAnsi="Consolas" w:cs="Times New Roman"/>
@@ -6735,6 +7069,7 @@
         </w:rPr>
         <w:t>[</w:t>
       </w:r>
+      <w:proofErr w:type="spellStart"/>
       <w:r>
         <w:rPr>
           <w:rFonts w:ascii="Consolas" w:eastAsia="Times New Roman" w:hAnsi="Consolas" w:cs="Times New Roman"/>
@@ -6745,6 +7080,7 @@
         </w:rPr>
         <w:t>i</w:t>
       </w:r>
+      <w:proofErr w:type="spellEnd"/>
       <w:r>
         <w:rPr>
           <w:rFonts w:ascii="Consolas" w:eastAsia="Times New Roman" w:hAnsi="Consolas" w:cs="Times New Roman"/>
@@ -6805,6 +7141,7 @@
         </w:rPr>
         <w:t xml:space="preserve"> </w:t>
       </w:r>
+      <w:proofErr w:type="spellStart"/>
       <w:r>
         <w:rPr>
           <w:rFonts w:ascii="Consolas" w:eastAsia="Times New Roman" w:hAnsi="Consolas" w:cs="Times New Roman"/>
@@ -6835,6 +7172,7 @@
         </w:rPr>
         <w:t>sin</w:t>
       </w:r>
+      <w:proofErr w:type="spellEnd"/>
       <w:r>
         <w:rPr>
           <w:rFonts w:ascii="Consolas" w:eastAsia="Times New Roman" w:hAnsi="Consolas" w:cs="Times New Roman"/>
@@ -6943,8 +7281,20 @@
           <w:szCs w:val="21"/>
           <w:lang w:val="en-US" w:eastAsia="ru-RU"/>
         </w:rPr>
-        <w:t xml:space="preserve"> buf</w:t>
-      </w:r>
+        <w:t xml:space="preserve"> </w:t>
+      </w:r>
+      <w:proofErr w:type="spellStart"/>
+      <w:r>
+        <w:rPr>
+          <w:rFonts w:ascii="Consolas" w:eastAsia="Times New Roman" w:hAnsi="Consolas" w:cs="Times New Roman"/>
+          <w:color w:val="A9B1D6"/>
+          <w:sz w:val="21"/>
+          <w:szCs w:val="21"/>
+          <w:lang w:val="en-US" w:eastAsia="ru-RU"/>
+        </w:rPr>
+        <w:t>buf</w:t>
+      </w:r>
+      <w:proofErr w:type="spellEnd"/>
       <w:r>
         <w:rPr>
           <w:rFonts w:ascii="Consolas" w:eastAsia="Times New Roman" w:hAnsi="Consolas" w:cs="Times New Roman"/>
@@ -7055,8 +7405,20 @@
           <w:szCs w:val="21"/>
           <w:lang w:val="en-US" w:eastAsia="ru-RU"/>
         </w:rPr>
-        <w:t xml:space="preserve"> arr</w:t>
-      </w:r>
+        <w:t xml:space="preserve"> </w:t>
+      </w:r>
+      <w:proofErr w:type="spellStart"/>
+      <w:r>
+        <w:rPr>
+          <w:rFonts w:ascii="Consolas" w:eastAsia="Times New Roman" w:hAnsi="Consolas" w:cs="Times New Roman"/>
+          <w:color w:val="A9B1D6"/>
+          <w:sz w:val="21"/>
+          <w:szCs w:val="21"/>
+          <w:lang w:val="en-US" w:eastAsia="ru-RU"/>
+        </w:rPr>
+        <w:t>arr</w:t>
+      </w:r>
+      <w:proofErr w:type="spellEnd"/>
       <w:r>
         <w:rPr>
           <w:rFonts w:ascii="Consolas" w:eastAsia="Times New Roman" w:hAnsi="Consolas" w:cs="Times New Roman"/>
@@ -7263,6 +7625,7 @@
         </w:rPr>
         <w:t xml:space="preserve"> </w:t>
       </w:r>
+      <w:proofErr w:type="spellStart"/>
       <w:r>
         <w:rPr>
           <w:rFonts w:ascii="Consolas" w:eastAsia="Times New Roman" w:hAnsi="Consolas" w:cs="Times New Roman"/>
@@ -7273,6 +7636,7 @@
         </w:rPr>
         <w:t>arr</w:t>
       </w:r>
+      <w:proofErr w:type="spellEnd"/>
       <w:r>
         <w:rPr>
           <w:rFonts w:ascii="Consolas" w:eastAsia="Times New Roman" w:hAnsi="Consolas" w:cs="Times New Roman"/>
@@ -7313,6 +7677,7 @@
         </w:rPr>
         <w:t xml:space="preserve"> </w:t>
       </w:r>
+      <w:proofErr w:type="spellStart"/>
       <w:r>
         <w:rPr>
           <w:rFonts w:ascii="Consolas" w:eastAsia="Times New Roman" w:hAnsi="Consolas" w:cs="Times New Roman"/>
@@ -7323,6 +7688,7 @@
         </w:rPr>
         <w:t>i</w:t>
       </w:r>
+      <w:proofErr w:type="spellEnd"/>
       <w:r>
         <w:rPr>
           <w:rFonts w:ascii="Consolas" w:eastAsia="Times New Roman" w:hAnsi="Consolas" w:cs="Times New Roman"/>
@@ -7605,17 +7971,39 @@
           <w:szCs w:val="21"/>
           <w:lang w:val="en-US" w:eastAsia="ru-RU"/>
         </w:rPr>
-        <w:t xml:space="preserve"> j</w:t>
-      </w:r>
-      <w:r>
-        <w:rPr>
-          <w:rFonts w:ascii="Consolas" w:eastAsia="Times New Roman" w:hAnsi="Consolas" w:cs="Times New Roman"/>
-          <w:color w:val="89DDFF"/>
-          <w:sz w:val="21"/>
-          <w:szCs w:val="21"/>
-          <w:lang w:val="en-US" w:eastAsia="ru-RU"/>
-        </w:rPr>
-        <w:t>++)</w:t>
+        <w:t xml:space="preserve"> </w:t>
+      </w:r>
+      <w:proofErr w:type="spellStart"/>
+      <w:r>
+        <w:rPr>
+          <w:rFonts w:ascii="Consolas" w:eastAsia="Times New Roman" w:hAnsi="Consolas" w:cs="Times New Roman"/>
+          <w:color w:val="A9B1D6"/>
+          <w:sz w:val="21"/>
+          <w:szCs w:val="21"/>
+          <w:lang w:val="en-US" w:eastAsia="ru-RU"/>
+        </w:rPr>
+        <w:t>j</w:t>
+      </w:r>
+      <w:r>
+        <w:rPr>
+          <w:rFonts w:ascii="Consolas" w:eastAsia="Times New Roman" w:hAnsi="Consolas" w:cs="Times New Roman"/>
+          <w:color w:val="89DDFF"/>
+          <w:sz w:val="21"/>
+          <w:szCs w:val="21"/>
+          <w:lang w:val="en-US" w:eastAsia="ru-RU"/>
+        </w:rPr>
+        <w:t>++</w:t>
+      </w:r>
+      <w:proofErr w:type="spellEnd"/>
+      <w:r>
+        <w:rPr>
+          <w:rFonts w:ascii="Consolas" w:eastAsia="Times New Roman" w:hAnsi="Consolas" w:cs="Times New Roman"/>
+          <w:color w:val="89DDFF"/>
+          <w:sz w:val="21"/>
+          <w:szCs w:val="21"/>
+          <w:lang w:val="en-US" w:eastAsia="ru-RU"/>
+        </w:rPr>
+        <w:t>)</w:t>
       </w:r>
       <w:r>
         <w:rPr>
@@ -7681,6 +8069,7 @@
         </w:rPr>
         <w:t xml:space="preserve"> </w:t>
       </w:r>
+      <w:proofErr w:type="spellStart"/>
       <w:r>
         <w:rPr>
           <w:rFonts w:ascii="Consolas" w:eastAsia="Times New Roman" w:hAnsi="Consolas" w:cs="Times New Roman"/>
@@ -7691,6 +8080,7 @@
         </w:rPr>
         <w:t>buf</w:t>
       </w:r>
+      <w:proofErr w:type="spellEnd"/>
       <w:r>
         <w:rPr>
           <w:rFonts w:ascii="Consolas" w:eastAsia="Times New Roman" w:hAnsi="Consolas" w:cs="Times New Roman"/>
@@ -7721,6 +8111,7 @@
         </w:rPr>
         <w:t xml:space="preserve"> </w:t>
       </w:r>
+      <w:proofErr w:type="spellStart"/>
       <w:r>
         <w:rPr>
           <w:rFonts w:ascii="Consolas" w:eastAsia="Times New Roman" w:hAnsi="Consolas" w:cs="Times New Roman"/>
@@ -7751,6 +8142,7 @@
         </w:rPr>
         <w:t>pow</w:t>
       </w:r>
+      <w:proofErr w:type="spellEnd"/>
       <w:r>
         <w:rPr>
           <w:rFonts w:ascii="Consolas" w:eastAsia="Times New Roman" w:hAnsi="Consolas" w:cs="Times New Roman"/>
@@ -7761,6 +8153,7 @@
         </w:rPr>
         <w:t>(</w:t>
       </w:r>
+      <w:proofErr w:type="spellStart"/>
       <w:r>
         <w:rPr>
           <w:rFonts w:ascii="Consolas" w:eastAsia="Times New Roman" w:hAnsi="Consolas" w:cs="Times New Roman"/>
@@ -7791,6 +8184,7 @@
         </w:rPr>
         <w:t>tan</w:t>
       </w:r>
+      <w:proofErr w:type="spellEnd"/>
       <w:r>
         <w:rPr>
           <w:rFonts w:ascii="Consolas" w:eastAsia="Times New Roman" w:hAnsi="Consolas" w:cs="Times New Roman"/>
@@ -7911,6 +8305,7 @@
         </w:rPr>
         <w:t xml:space="preserve"> </w:t>
       </w:r>
+      <w:proofErr w:type="spellStart"/>
       <w:r>
         <w:rPr>
           <w:rFonts w:ascii="Consolas" w:eastAsia="Times New Roman" w:hAnsi="Consolas" w:cs="Times New Roman"/>
@@ -7941,6 +8336,7 @@
         </w:rPr>
         <w:t>tan</w:t>
       </w:r>
+      <w:proofErr w:type="spellEnd"/>
       <w:r>
         <w:rPr>
           <w:rFonts w:ascii="Consolas" w:eastAsia="Times New Roman" w:hAnsi="Consolas" w:cs="Times New Roman"/>
@@ -8095,6 +8491,7 @@
         </w:rPr>
         <w:t xml:space="preserve"> </w:t>
       </w:r>
+      <w:proofErr w:type="spellStart"/>
       <w:r>
         <w:rPr>
           <w:rFonts w:ascii="Consolas" w:eastAsia="Times New Roman" w:hAnsi="Consolas" w:cs="Times New Roman"/>
@@ -8125,6 +8522,7 @@
         </w:rPr>
         <w:t>pow</w:t>
       </w:r>
+      <w:proofErr w:type="spellEnd"/>
       <w:r>
         <w:rPr>
           <w:rFonts w:ascii="Consolas" w:eastAsia="Times New Roman" w:hAnsi="Consolas" w:cs="Times New Roman"/>
@@ -8135,6 +8533,7 @@
         </w:rPr>
         <w:t>(</w:t>
       </w:r>
+      <w:proofErr w:type="spellStart"/>
       <w:r>
         <w:rPr>
           <w:rFonts w:ascii="Consolas" w:eastAsia="Times New Roman" w:hAnsi="Consolas" w:cs="Times New Roman"/>
@@ -8145,6 +8544,7 @@
         </w:rPr>
         <w:t>buf</w:t>
       </w:r>
+      <w:proofErr w:type="spellEnd"/>
       <w:r>
         <w:rPr>
           <w:rFonts w:ascii="Consolas" w:eastAsia="Times New Roman" w:hAnsi="Consolas" w:cs="Times New Roman"/>
@@ -8205,6 +8605,7 @@
         </w:rPr>
         <w:t xml:space="preserve"> </w:t>
       </w:r>
+      <w:proofErr w:type="spellStart"/>
       <w:r>
         <w:rPr>
           <w:rFonts w:ascii="Consolas" w:eastAsia="Times New Roman" w:hAnsi="Consolas" w:cs="Times New Roman"/>
@@ -8235,6 +8636,7 @@
         </w:rPr>
         <w:t>tan</w:t>
       </w:r>
+      <w:proofErr w:type="spellEnd"/>
       <w:r>
         <w:rPr>
           <w:rFonts w:ascii="Consolas" w:eastAsia="Times New Roman" w:hAnsi="Consolas" w:cs="Times New Roman"/>
@@ -8487,8 +8889,20 @@
           <w:szCs w:val="21"/>
           <w:lang w:val="en-US" w:eastAsia="ru-RU"/>
         </w:rPr>
-        <w:t>            arr</w:t>
-      </w:r>
+        <w:t xml:space="preserve">            </w:t>
+      </w:r>
+      <w:proofErr w:type="spellStart"/>
+      <w:r>
+        <w:rPr>
+          <w:rFonts w:ascii="Consolas" w:eastAsia="Times New Roman" w:hAnsi="Consolas" w:cs="Times New Roman"/>
+          <w:color w:val="A9B1D6"/>
+          <w:sz w:val="21"/>
+          <w:szCs w:val="21"/>
+          <w:lang w:val="en-US" w:eastAsia="ru-RU"/>
+        </w:rPr>
+        <w:t>arr</w:t>
+      </w:r>
+      <w:proofErr w:type="spellEnd"/>
       <w:r>
         <w:rPr>
           <w:rFonts w:ascii="Consolas" w:eastAsia="Times New Roman" w:hAnsi="Consolas" w:cs="Times New Roman"/>
@@ -8499,6 +8913,7 @@
         </w:rPr>
         <w:t>[</w:t>
       </w:r>
+      <w:proofErr w:type="spellStart"/>
       <w:r>
         <w:rPr>
           <w:rFonts w:ascii="Consolas" w:eastAsia="Times New Roman" w:hAnsi="Consolas" w:cs="Times New Roman"/>
@@ -8509,6 +8924,7 @@
         </w:rPr>
         <w:t>i</w:t>
       </w:r>
+      <w:proofErr w:type="spellEnd"/>
       <w:r>
         <w:rPr>
           <w:rFonts w:ascii="Consolas" w:eastAsia="Times New Roman" w:hAnsi="Consolas" w:cs="Times New Roman"/>
@@ -8569,6 +8985,7 @@
         </w:rPr>
         <w:t xml:space="preserve"> </w:t>
       </w:r>
+      <w:proofErr w:type="spellStart"/>
       <w:r>
         <w:rPr>
           <w:rFonts w:ascii="Consolas" w:eastAsia="Times New Roman" w:hAnsi="Consolas" w:cs="Times New Roman"/>
@@ -8599,6 +9016,7 @@
         </w:rPr>
         <w:t>pow</w:t>
       </w:r>
+      <w:proofErr w:type="spellEnd"/>
       <w:r>
         <w:rPr>
           <w:rFonts w:ascii="Consolas" w:eastAsia="Times New Roman" w:hAnsi="Consolas" w:cs="Times New Roman"/>
@@ -8789,8 +9207,20 @@
           <w:szCs w:val="21"/>
           <w:lang w:val="en-US" w:eastAsia="ru-RU"/>
         </w:rPr>
-        <w:t xml:space="preserve"> arr</w:t>
-      </w:r>
+        <w:t xml:space="preserve"> </w:t>
+      </w:r>
+      <w:proofErr w:type="spellStart"/>
+      <w:r>
+        <w:rPr>
+          <w:rFonts w:ascii="Consolas" w:eastAsia="Times New Roman" w:hAnsi="Consolas" w:cs="Times New Roman"/>
+          <w:color w:val="A9B1D6"/>
+          <w:sz w:val="21"/>
+          <w:szCs w:val="21"/>
+          <w:lang w:val="en-US" w:eastAsia="ru-RU"/>
+        </w:rPr>
+        <w:t>arr</w:t>
+      </w:r>
+      <w:proofErr w:type="spellEnd"/>
       <w:r>
         <w:rPr>
           <w:rFonts w:ascii="Consolas" w:eastAsia="Times New Roman" w:hAnsi="Consolas" w:cs="Times New Roman"/>
@@ -8987,6 +9417,7 @@
         </w:rPr>
         <w:t xml:space="preserve"> </w:t>
       </w:r>
+      <w:proofErr w:type="spellStart"/>
       <w:r>
         <w:rPr>
           <w:rFonts w:ascii="Consolas" w:eastAsia="Times New Roman" w:hAnsi="Consolas" w:cs="Times New Roman"/>
@@ -8997,6 +9428,7 @@
         </w:rPr>
         <w:t>arr</w:t>
       </w:r>
+      <w:proofErr w:type="spellEnd"/>
       <w:r>
         <w:rPr>
           <w:rFonts w:ascii="Consolas" w:eastAsia="Times New Roman" w:hAnsi="Consolas" w:cs="Times New Roman"/>
@@ -9101,6 +9533,7 @@
         </w:rPr>
         <w:t xml:space="preserve"> </w:t>
       </w:r>
+      <w:proofErr w:type="spellStart"/>
       <w:r>
         <w:rPr>
           <w:rFonts w:ascii="Consolas" w:eastAsia="Times New Roman" w:hAnsi="Consolas" w:cs="Times New Roman"/>
@@ -9111,6 +9544,7 @@
         </w:rPr>
         <w:t>i</w:t>
       </w:r>
+      <w:proofErr w:type="spellEnd"/>
       <w:r>
         <w:rPr>
           <w:rFonts w:ascii="Consolas" w:eastAsia="Times New Roman" w:hAnsi="Consolas" w:cs="Times New Roman"/>
@@ -9169,7 +9603,29 @@
           <w:szCs w:val="21"/>
           <w:lang w:val="en-US" w:eastAsia="ru-RU"/>
         </w:rPr>
-        <w:t xml:space="preserve"> i </w:t>
+        <w:t xml:space="preserve"> </w:t>
+      </w:r>
+      <w:proofErr w:type="spellStart"/>
+      <w:r>
+        <w:rPr>
+          <w:rFonts w:ascii="Consolas" w:eastAsia="Times New Roman" w:hAnsi="Consolas" w:cs="Times New Roman"/>
+          <w:color w:val="A9B1D6"/>
+          <w:sz w:val="21"/>
+          <w:szCs w:val="21"/>
+          <w:lang w:val="en-US" w:eastAsia="ru-RU"/>
+        </w:rPr>
+        <w:t>i</w:t>
+      </w:r>
+      <w:proofErr w:type="spellEnd"/>
+      <w:r>
+        <w:rPr>
+          <w:rFonts w:ascii="Consolas" w:eastAsia="Times New Roman" w:hAnsi="Consolas" w:cs="Times New Roman"/>
+          <w:color w:val="A9B1D6"/>
+          <w:sz w:val="21"/>
+          <w:szCs w:val="21"/>
+          <w:lang w:val="en-US" w:eastAsia="ru-RU"/>
+        </w:rPr>
+        <w:t xml:space="preserve"> </w:t>
       </w:r>
       <w:r>
         <w:rPr>
@@ -9219,8 +9675,20 @@
           <w:szCs w:val="21"/>
           <w:lang w:val="en-US" w:eastAsia="ru-RU"/>
         </w:rPr>
-        <w:t xml:space="preserve"> i</w:t>
-      </w:r>
+        <w:t xml:space="preserve"> </w:t>
+      </w:r>
+      <w:proofErr w:type="spellStart"/>
+      <w:r>
+        <w:rPr>
+          <w:rFonts w:ascii="Consolas" w:eastAsia="Times New Roman" w:hAnsi="Consolas" w:cs="Times New Roman"/>
+          <w:color w:val="A9B1D6"/>
+          <w:sz w:val="21"/>
+          <w:szCs w:val="21"/>
+          <w:lang w:val="en-US" w:eastAsia="ru-RU"/>
+        </w:rPr>
+        <w:t>i</w:t>
+      </w:r>
+      <w:proofErr w:type="spellEnd"/>
       <w:r>
         <w:rPr>
           <w:rFonts w:ascii="Consolas" w:eastAsia="Times New Roman" w:hAnsi="Consolas" w:cs="Times New Roman"/>
@@ -9443,17 +9911,39 @@
           <w:szCs w:val="21"/>
           <w:lang w:val="en-US" w:eastAsia="ru-RU"/>
         </w:rPr>
-        <w:t xml:space="preserve"> j</w:t>
-      </w:r>
-      <w:r>
-        <w:rPr>
-          <w:rFonts w:ascii="Consolas" w:eastAsia="Times New Roman" w:hAnsi="Consolas" w:cs="Times New Roman"/>
-          <w:color w:val="89DDFF"/>
-          <w:sz w:val="21"/>
-          <w:szCs w:val="21"/>
-          <w:lang w:val="en-US" w:eastAsia="ru-RU"/>
-        </w:rPr>
-        <w:t>++)</w:t>
+        <w:t xml:space="preserve"> </w:t>
+      </w:r>
+      <w:proofErr w:type="spellStart"/>
+      <w:r>
+        <w:rPr>
+          <w:rFonts w:ascii="Consolas" w:eastAsia="Times New Roman" w:hAnsi="Consolas" w:cs="Times New Roman"/>
+          <w:color w:val="A9B1D6"/>
+          <w:sz w:val="21"/>
+          <w:szCs w:val="21"/>
+          <w:lang w:val="en-US" w:eastAsia="ru-RU"/>
+        </w:rPr>
+        <w:t>j</w:t>
+      </w:r>
+      <w:r>
+        <w:rPr>
+          <w:rFonts w:ascii="Consolas" w:eastAsia="Times New Roman" w:hAnsi="Consolas" w:cs="Times New Roman"/>
+          <w:color w:val="89DDFF"/>
+          <w:sz w:val="21"/>
+          <w:szCs w:val="21"/>
+          <w:lang w:val="en-US" w:eastAsia="ru-RU"/>
+        </w:rPr>
+        <w:t>++</w:t>
+      </w:r>
+      <w:proofErr w:type="spellEnd"/>
+      <w:r>
+        <w:rPr>
+          <w:rFonts w:ascii="Consolas" w:eastAsia="Times New Roman" w:hAnsi="Consolas" w:cs="Times New Roman"/>
+          <w:color w:val="89DDFF"/>
+          <w:sz w:val="21"/>
+          <w:szCs w:val="21"/>
+          <w:lang w:val="en-US" w:eastAsia="ru-RU"/>
+        </w:rPr>
+        <w:t>)</w:t>
       </w:r>
       <w:r>
         <w:rPr>
@@ -9499,6 +9989,7 @@
         </w:rPr>
         <w:t xml:space="preserve">                </w:t>
       </w:r>
+      <w:proofErr w:type="spellStart"/>
       <w:r>
         <w:rPr>
           <w:rFonts w:ascii="Consolas" w:eastAsia="Times New Roman" w:hAnsi="Consolas" w:cs="Times New Roman"/>
@@ -9549,6 +10040,7 @@
         </w:rPr>
         <w:t>printf</w:t>
       </w:r>
+      <w:proofErr w:type="spellEnd"/>
       <w:r>
         <w:rPr>
           <w:rFonts w:ascii="Consolas" w:eastAsia="Times New Roman" w:hAnsi="Consolas" w:cs="Times New Roman"/>
@@ -9577,7 +10069,27 @@
           <w:szCs w:val="21"/>
           <w:lang w:val="en-US" w:eastAsia="ru-RU"/>
         </w:rPr>
-        <w:t xml:space="preserve">%9.5f | </w:t>
+        <w:t>%</w:t>
+      </w:r>
+      <w:r>
+        <w:rPr>
+          <w:rFonts w:ascii="Consolas" w:eastAsia="Times New Roman" w:hAnsi="Consolas" w:cs="Times New Roman"/>
+          <w:color w:val="9ECE6A"/>
+          <w:sz w:val="21"/>
+          <w:szCs w:val="21"/>
+          <w:lang w:eastAsia="ru-RU"/>
+        </w:rPr>
+        <w:t>-</w:t>
+      </w:r>
+      <w:r>
+        <w:rPr>
+          <w:rFonts w:ascii="Consolas" w:eastAsia="Times New Roman" w:hAnsi="Consolas" w:cs="Times New Roman"/>
+          <w:color w:val="9ECE6A"/>
+          <w:sz w:val="21"/>
+          <w:szCs w:val="21"/>
+          <w:lang w:val="en-US" w:eastAsia="ru-RU"/>
+        </w:rPr>
+        <w:t xml:space="preserve">9.5f | </w:t>
       </w:r>
       <w:r>
         <w:rPr>
@@ -9597,8 +10109,20 @@
           <w:szCs w:val="21"/>
           <w:lang w:val="en-US" w:eastAsia="ru-RU"/>
         </w:rPr>
-        <w:t xml:space="preserve"> arr</w:t>
-      </w:r>
+        <w:t xml:space="preserve"> </w:t>
+      </w:r>
+      <w:proofErr w:type="spellStart"/>
+      <w:r>
+        <w:rPr>
+          <w:rFonts w:ascii="Consolas" w:eastAsia="Times New Roman" w:hAnsi="Consolas" w:cs="Times New Roman"/>
+          <w:color w:val="A9B1D6"/>
+          <w:sz w:val="21"/>
+          <w:szCs w:val="21"/>
+          <w:lang w:val="en-US" w:eastAsia="ru-RU"/>
+        </w:rPr>
+        <w:t>arr</w:t>
+      </w:r>
+      <w:proofErr w:type="spellEnd"/>
       <w:r>
         <w:rPr>
           <w:rFonts w:ascii="Consolas" w:eastAsia="Times New Roman" w:hAnsi="Consolas" w:cs="Times New Roman"/>
@@ -9609,6 +10133,7 @@
         </w:rPr>
         <w:t>[</w:t>
       </w:r>
+      <w:proofErr w:type="spellStart"/>
       <w:r>
         <w:rPr>
           <w:rFonts w:ascii="Consolas" w:eastAsia="Times New Roman" w:hAnsi="Consolas" w:cs="Times New Roman"/>
@@ -9619,6 +10144,7 @@
         </w:rPr>
         <w:t>i</w:t>
       </w:r>
+      <w:proofErr w:type="spellEnd"/>
       <w:r>
         <w:rPr>
           <w:rFonts w:ascii="Consolas" w:eastAsia="Times New Roman" w:hAnsi="Consolas" w:cs="Times New Roman"/>
@@ -9727,6 +10253,7 @@
         </w:rPr>
         <w:t xml:space="preserve">            </w:t>
       </w:r>
+      <w:proofErr w:type="spellStart"/>
       <w:r>
         <w:rPr>
           <w:rFonts w:ascii="Consolas" w:eastAsia="Times New Roman" w:hAnsi="Consolas" w:cs="Times New Roman"/>
@@ -9777,6 +10304,7 @@
         </w:rPr>
         <w:t>println</w:t>
       </w:r>
+      <w:proofErr w:type="spellEnd"/>
       <w:r>
         <w:rPr>
           <w:rFonts w:ascii="Consolas" w:eastAsia="Times New Roman" w:hAnsi="Consolas" w:cs="Times New Roman"/>
@@ -9950,6 +10478,7 @@
       <w:r>
         <w:rPr>
           <w:rFonts w:ascii="Times New Roman" w:eastAsia="Times New Roman" w:hAnsi="Times New Roman" w:cs="Times New Roman"/>
+          <w:noProof/>
           <w:color w:val="212529"/>
           <w:lang w:val="en-US" w:eastAsia="ru-RU"/>
         </w:rPr>
@@ -11216,6 +11745,7 @@
   <w:style w:type="character" w:default="1" w:styleId="a1">
     <w:name w:val="Default Paragraph Font"/>
     <w:uiPriority w:val="1"/>
+    <w:semiHidden/>
     <w:unhideWhenUsed/>
   </w:style>
   <w:style w:type="table" w:default="1" w:styleId="a2">
